--- a/DKKDApp/bin/Debug/net8.0-windows/Danh Sách Chủ Sở Hữu Hưởng Lợi_Mẫu số 10_DA_DIEN.docx
+++ b/DKKDApp/bin/Debug/net8.0-windows/Danh Sách Chủ Sở Hữu Hưởng Lợi_Mẫu số 10_DA_DIEN.docx
@@ -952,7 +952,7 @@
                 <w:szCs w:val="20"/>
                 <w:lang w:val="en-US"/>
               </w:rPr>
-              <w:t>TRẦN VĂN THÀNH</w:t>
+              <w:t>VÕ VĂN HẢI</w:t>
             </w:r>
           </w:p>
         </w:tc>
@@ -976,7 +976,7 @@
                 <w:szCs w:val="20"/>
                 <w:lang w:val="en-US"/>
               </w:rPr>
-              <w:t>20/03/1984</w:t>
+              <w:t>28/03/1999</w:t>
             </w:r>
           </w:p>
         </w:tc>
@@ -1039,7 +1039,7 @@
                 <w:szCs w:val="20"/>
                 <w:lang w:val="en-US"/>
               </w:rPr>
-              <w:t>040084039448</w:t>
+              <w:t>052099015879</w:t>
             </w:r>
             <w:r>
               <w:rPr>
@@ -1066,7 +1066,7 @@
                 <w:szCs w:val="20"/>
                 <w:lang w:val="en-US"/>
               </w:rPr>
-              <w:t>11/06/2024</w:t>
+              <w:t>29/10/2024</w:t>
             </w:r>
             <w:r>
               <w:rPr>
@@ -1162,7 +1162,7 @@
                 <w:szCs w:val="20"/>
                 <w:lang w:val="en-US"/>
               </w:rPr>
-              <w:t>KHỐI 1A, Xã Đại Đồng, Tỉnh Nghệ An, Việt Nam</w:t>
+              <w:t>Thôn Thắng Hùng, Xã Cát Tiến, Tỉnh Gia Lai, Việt Nam</w:t>
             </w:r>
           </w:p>
         </w:tc>
@@ -1334,7 +1334,7 @@
                 <w:sz w:val="26"/>
                 <w:szCs w:val="26"/>
               </w:rPr>
-              <w:t>18/08/2026</w:t>
+              <w:t>29/09/2026</w:t>
             </w:r>
           </w:p>
           <w:p>
@@ -1536,7 +1536,7 @@
                 <w:sz w:val="26"/>
                 <w:szCs w:val="26"/>
               </w:rPr>
-              <w:t>XIE, GUIQING</w:t>
+              <w:t>VÕ VĂN HẢI</w:t>
             </w:r>
           </w:p>
         </w:tc>
